--- a/Articles/2026/4_Blender_Tips_and_Tricks/9_Vertex_Groups/9 Vertex Groups.docx
+++ b/Articles/2026/4_Blender_Tips_and_Tricks/9_Vertex_Groups/9 Vertex Groups.docx
@@ -19,6 +19,14 @@
     <w:p>
       <w:r>
         <w:t>11/2/2026</w:t>
+      </w:r>
+    </w:p>
+    <w:p>
+      <w:pPr>
+        <w:pStyle w:val="Heading1"/>
+      </w:pPr>
+      <w:r>
+        <w:t>Making a Selection for the Vertex Group</w:t>
       </w:r>
     </w:p>
     <w:p>
@@ -383,6 +391,16 @@
       </w:r>
       <w:r>
         <w:t>.</w:t>
+      </w:r>
+    </w:p>
+    <w:p>
+      <w:pPr>
+        <w:pStyle w:val="Heading1"/>
+      </w:pPr>
+      <w:bookmarkStart w:id="0" w:name="_Assigning_the_Material"/>
+      <w:bookmarkEnd w:id="0"/>
+      <w:r>
+        <w:t>Assigning the Material</w:t>
       </w:r>
     </w:p>
     <w:p>
@@ -736,7 +754,15 @@
         <w:t>add the vertices in between the fingers (that were missed) to this</w:t>
       </w:r>
       <w:r>
-        <w:t xml:space="preserve"> newly named Vertex group and hit the name in the list to select here. Here we only have one group, so it will be easy to find. Then hit select and all of the vertices that we all ready assigned should light up. </w:t>
+        <w:t xml:space="preserve"> newly named Vertex group and hit the name in the list to select here. Here we only have one group, so it will be easy to find. Then hit select and all of the vertices that we </w:t>
+      </w:r>
+      <w:proofErr w:type="spellStart"/>
+      <w:r>
+        <w:t>all ready</w:t>
+      </w:r>
+      <w:proofErr w:type="spellEnd"/>
+      <w:r>
+        <w:t xml:space="preserve"> assigned should light up. </w:t>
       </w:r>
     </w:p>
     <w:p/>
@@ -925,220 +951,27 @@
       <w:r>
         <w:t>Now you can go to the Material tab, and assign the color to the hand</w:t>
       </w:r>
-    </w:p>
-    <w:p>
-      <w:r>
-        <w:rPr>
-          <w:noProof/>
-        </w:rPr>
-        <mc:AlternateContent>
-          <mc:Choice Requires="wps">
-            <w:drawing>
-              <wp:anchor distT="0" distB="0" distL="114300" distR="114300" simplePos="0" relativeHeight="251661312" behindDoc="0" locked="0" layoutInCell="1" allowOverlap="1" wp14:anchorId="2A1ED360" wp14:editId="7B9FE236">
-                <wp:simplePos x="0" y="0"/>
-                <wp:positionH relativeFrom="column">
-                  <wp:posOffset>542925</wp:posOffset>
-                </wp:positionH>
-                <wp:positionV relativeFrom="paragraph">
-                  <wp:posOffset>425450</wp:posOffset>
-                </wp:positionV>
-                <wp:extent cx="171450" cy="238125"/>
-                <wp:effectExtent l="0" t="0" r="0" b="9525"/>
-                <wp:wrapNone/>
-                <wp:docPr id="369076089" name="Arrow: Left 2"/>
-                <wp:cNvGraphicFramePr/>
-                <a:graphic xmlns:a="http://schemas.openxmlformats.org/drawingml/2006/main">
-                  <a:graphicData uri="http://schemas.microsoft.com/office/word/2010/wordprocessingShape">
-                    <wps:wsp>
-                      <wps:cNvSpPr/>
-                      <wps:spPr>
-                        <a:xfrm>
-                          <a:off x="0" y="0"/>
-                          <a:ext cx="171450" cy="238125"/>
-                        </a:xfrm>
-                        <a:prstGeom prst="leftArrow">
-                          <a:avLst/>
-                        </a:prstGeom>
-                        <a:gradFill flip="none" rotWithShape="1">
-                          <a:gsLst>
-                            <a:gs pos="0">
-                              <a:srgbClr val="ED7D31">
-                                <a:lumMod val="67000"/>
-                              </a:srgbClr>
-                            </a:gs>
-                            <a:gs pos="48000">
-                              <a:srgbClr val="ED7D31">
-                                <a:lumMod val="97000"/>
-                                <a:lumOff val="3000"/>
-                              </a:srgbClr>
-                            </a:gs>
-                            <a:gs pos="100000">
-                              <a:srgbClr val="ED7D31">
-                                <a:lumMod val="60000"/>
-                                <a:lumOff val="40000"/>
-                              </a:srgbClr>
-                            </a:gs>
-                          </a:gsLst>
-                          <a:lin ang="16200000" scaled="1"/>
-                          <a:tileRect/>
-                        </a:gradFill>
-                        <a:ln>
-                          <a:noFill/>
-                        </a:ln>
-                        <a:effectLst/>
-                      </wps:spPr>
-                      <wps:bodyPr rot="0" spcFirstLastPara="0" vertOverflow="overflow" horzOverflow="overflow" vert="horz" wrap="square" lIns="91440" tIns="45720" rIns="91440" bIns="45720" numCol="1" spcCol="0" rtlCol="0" fromWordArt="0" anchor="ctr" anchorCtr="0" forceAA="0" compatLnSpc="1">
-                        <a:prstTxWarp prst="textNoShape">
-                          <a:avLst/>
-                        </a:prstTxWarp>
-                        <a:noAutofit/>
-                      </wps:bodyPr>
-                    </wps:wsp>
-                  </a:graphicData>
-                </a:graphic>
-              </wp:anchor>
-            </w:drawing>
-          </mc:Choice>
-          <mc:Fallback>
-            <w:pict>
-              <v:shapetype w14:anchorId="661E4EEC" id="_x0000_t66" coordsize="21600,21600" o:spt="66" adj="5400,5400" path="m@0,l@0@1,21600@1,21600@2@0@2@0,21600,,10800xe">
-                <v:stroke joinstyle="miter"/>
-                <v:formulas>
-                  <v:f eqn="val #0"/>
-                  <v:f eqn="val #1"/>
-                  <v:f eqn="sum 21600 0 #1"/>
-                  <v:f eqn="prod #0 #1 10800"/>
-                  <v:f eqn="sum #0 0 @3"/>
-                </v:formulas>
-                <v:path o:connecttype="custom" o:connectlocs="@0,0;0,10800;@0,21600;21600,10800" o:connectangles="270,180,90,0" textboxrect="@4,@1,21600,@2"/>
-                <v:handles>
-                  <v:h position="#0,#1" xrange="0,21600" yrange="0,10800"/>
-                </v:handles>
-              </v:shapetype>
-              <v:shape id="Arrow: Left 2" o:spid="_x0000_s1026" type="#_x0000_t66" style="position:absolute;margin-left:42.75pt;margin-top:33.5pt;width:13.5pt;height:18.75pt;z-index:251661312;visibility:visible;mso-wrap-style:square;mso-wrap-distance-left:9pt;mso-wrap-distance-top:0;mso-wrap-distance-right:9pt;mso-wrap-distance-bottom:0;mso-position-horizontal:absolute;mso-position-horizontal-relative:text;mso-position-vertical:absolute;mso-position-vertical-relative:text;v-text-anchor:middle" o:gfxdata="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" adj="10800" fillcolor="#b0500f" stroked="f">
-                <v:fill color2="#f4b183" rotate="t" angle="180" colors="0 #b0500f;31457f #ee8137;1 #f4b183" focus="100%" type="gradient"/>
-              </v:shape>
-            </w:pict>
-          </mc:Fallback>
-        </mc:AlternateContent>
-      </w:r>
-      <w:r>
-        <w:rPr>
-          <w:noProof/>
-        </w:rPr>
-        <w:drawing>
-          <wp:inline distT="0" distB="0" distL="0" distR="0" wp14:anchorId="3FB637BD" wp14:editId="4C852CE5">
-            <wp:extent cx="857370" cy="828791"/>
-            <wp:effectExtent l="76200" t="76200" r="133350" b="142875"/>
-            <wp:docPr id="638817059" name="Picture 1"/>
-            <wp:cNvGraphicFramePr>
-              <a:graphicFrameLocks xmlns:a="http://schemas.openxmlformats.org/drawingml/2006/main" noChangeAspect="1"/>
-            </wp:cNvGraphicFramePr>
-            <a:graphic xmlns:a="http://schemas.openxmlformats.org/drawingml/2006/main">
-              <a:graphicData uri="http://schemas.openxmlformats.org/drawingml/2006/picture">
-                <pic:pic xmlns:pic="http://schemas.openxmlformats.org/drawingml/2006/picture">
-                  <pic:nvPicPr>
-                    <pic:cNvPr id="1840773322" name=""/>
-                    <pic:cNvPicPr/>
-                  </pic:nvPicPr>
-                  <pic:blipFill>
-                    <a:blip r:embed="rId8"/>
-                    <a:stretch>
-                      <a:fillRect/>
-                    </a:stretch>
-                  </pic:blipFill>
-                  <pic:spPr>
-                    <a:xfrm>
-                      <a:off x="0" y="0"/>
-                      <a:ext cx="857370" cy="828791"/>
-                    </a:xfrm>
-                    <a:prstGeom prst="rect">
-                      <a:avLst/>
-                    </a:prstGeom>
-                    <a:ln w="38100" cap="sq">
-                      <a:solidFill>
-                        <a:srgbClr val="000000"/>
-                      </a:solidFill>
-                      <a:prstDash val="solid"/>
-                      <a:miter lim="800000"/>
-                    </a:ln>
-                    <a:effectLst>
-                      <a:outerShdw blurRad="50800" dist="38100" dir="2700000" algn="tl" rotWithShape="0">
-                        <a:srgbClr val="000000">
-                          <a:alpha val="43000"/>
-                        </a:srgbClr>
-                      </a:outerShdw>
-                    </a:effectLst>
-                  </pic:spPr>
-                </pic:pic>
-              </a:graphicData>
-            </a:graphic>
-          </wp:inline>
-        </w:drawing>
-      </w:r>
-    </w:p>
-    <w:p>
-      <w:r>
-        <w:t>Select the Mahogany Skin Color and then hit the button that says Assign.</w:t>
-      </w:r>
-    </w:p>
-    <w:p>
-      <w:r>
-        <w:rPr>
-          <w:noProof/>
-        </w:rPr>
-        <w:drawing>
-          <wp:inline distT="0" distB="0" distL="0" distR="0" wp14:anchorId="2C1821DD" wp14:editId="34D7D881">
-            <wp:extent cx="2800741" cy="2343477"/>
-            <wp:effectExtent l="76200" t="76200" r="133350" b="133350"/>
-            <wp:docPr id="529070732" name="Picture 1"/>
-            <wp:cNvGraphicFramePr>
-              <a:graphicFrameLocks xmlns:a="http://schemas.openxmlformats.org/drawingml/2006/main" noChangeAspect="1"/>
-            </wp:cNvGraphicFramePr>
-            <a:graphic xmlns:a="http://schemas.openxmlformats.org/drawingml/2006/main">
-              <a:graphicData uri="http://schemas.openxmlformats.org/drawingml/2006/picture">
-                <pic:pic xmlns:pic="http://schemas.openxmlformats.org/drawingml/2006/picture">
-                  <pic:nvPicPr>
-                    <pic:cNvPr id="1682807722" name=""/>
-                    <pic:cNvPicPr/>
-                  </pic:nvPicPr>
-                  <pic:blipFill>
-                    <a:blip r:embed="rId9"/>
-                    <a:stretch>
-                      <a:fillRect/>
-                    </a:stretch>
-                  </pic:blipFill>
-                  <pic:spPr>
-                    <a:xfrm>
-                      <a:off x="0" y="0"/>
-                      <a:ext cx="2800741" cy="2343477"/>
-                    </a:xfrm>
-                    <a:prstGeom prst="rect">
-                      <a:avLst/>
-                    </a:prstGeom>
-                    <a:ln w="38100" cap="sq">
-                      <a:solidFill>
-                        <a:srgbClr val="000000"/>
-                      </a:solidFill>
-                      <a:prstDash val="solid"/>
-                      <a:miter lim="800000"/>
-                    </a:ln>
-                    <a:effectLst>
-                      <a:outerShdw blurRad="50800" dist="38100" dir="2700000" algn="tl" rotWithShape="0">
-                        <a:srgbClr val="000000">
-                          <a:alpha val="43000"/>
-                        </a:srgbClr>
-                      </a:outerShdw>
-                    </a:effectLst>
-                  </pic:spPr>
-                </pic:pic>
-              </a:graphicData>
-            </a:graphic>
-          </wp:inline>
-        </w:drawing>
+      <w:r>
+        <w:t xml:space="preserve">. Just follow the </w:t>
+      </w:r>
+      <w:hyperlink w:anchor="_Assigning_the_Material" w:history="1">
+        <w:r>
+          <w:rPr>
+            <w:rStyle w:val="Hyperlink"/>
+          </w:rPr>
+          <w:t>steps above</w:t>
+        </w:r>
+      </w:hyperlink>
+      <w:r>
+        <w:t xml:space="preserve"> to assign the material again.</w:t>
       </w:r>
     </w:p>
     <w:p/>
+    <w:p>
+      <w:r>
+        <w:t>And now the hand is complete. Missing inner fingers and all.</w:t>
+      </w:r>
+    </w:p>
     <w:p>
       <w:r>
         <w:rPr>
@@ -1311,6 +1144,61 @@
       </w:r>
       <w:r>
         <w:t xml:space="preserve"> – Will deselect your vertices.</w:t>
+      </w:r>
+    </w:p>
+    <w:p>
+      <w:pPr>
+        <w:spacing w:after="0"/>
+      </w:pPr>
+    </w:p>
+    <w:p>
+      <w:pPr>
+        <w:spacing w:after="0"/>
+      </w:pPr>
+      <w:r>
+        <w:rPr>
+          <w:rStyle w:val="BoldRedChar"/>
+        </w:rPr>
+        <w:t>Watch It</w:t>
+      </w:r>
+      <w:r>
+        <w:t xml:space="preserve"> – It is easy to accidentally click </w:t>
+      </w:r>
+      <w:r>
+        <w:rPr>
+          <w:rStyle w:val="Strong"/>
+        </w:rPr>
+        <w:t>Select</w:t>
+      </w:r>
+      <w:r>
+        <w:t xml:space="preserve"> instead of </w:t>
+      </w:r>
+      <w:r>
+        <w:rPr>
+          <w:rStyle w:val="Strong"/>
+        </w:rPr>
+        <w:t>Assign</w:t>
+      </w:r>
+      <w:r>
+        <w:t xml:space="preserve">. Remember, selecting vertices only highlights them. They are </w:t>
+      </w:r>
+      <w:r>
+        <w:rPr>
+          <w:rStyle w:val="Strong"/>
+        </w:rPr>
+        <w:t>not</w:t>
+      </w:r>
+      <w:r>
+        <w:t xml:space="preserve"> part of the vertex group until you click </w:t>
+      </w:r>
+      <w:r>
+        <w:rPr>
+          <w:rStyle w:val="Strong"/>
+        </w:rPr>
+        <w:t>Assign</w:t>
+      </w:r>
+      <w:r>
+        <w:t>.</w:t>
       </w:r>
     </w:p>
     <w:sectPr>
@@ -3496,6 +3384,29 @@
       <w14:ligatures w14:val="none"/>
     </w:rPr>
   </w:style>
+  <w:style w:type="character" w:styleId="Hyperlink">
+    <w:name w:val="Hyperlink"/>
+    <w:basedOn w:val="DefaultParagraphFont"/>
+    <w:uiPriority w:val="99"/>
+    <w:unhideWhenUsed/>
+    <w:rsid w:val="00A72E05"/>
+    <w:rPr>
+      <w:color w:val="0563C1" w:themeColor="hyperlink"/>
+      <w:u w:val="single"/>
+    </w:rPr>
+  </w:style>
+  <w:style w:type="character" w:styleId="UnresolvedMention">
+    <w:name w:val="Unresolved Mention"/>
+    <w:basedOn w:val="DefaultParagraphFont"/>
+    <w:uiPriority w:val="99"/>
+    <w:semiHidden/>
+    <w:unhideWhenUsed/>
+    <w:rsid w:val="00A72E05"/>
+    <w:rPr>
+      <w:color w:val="605E5C"/>
+      <w:shd w:val="clear" w:color="auto" w:fill="E1DFDD"/>
+    </w:rPr>
+  </w:style>
 </w:styles>
 </file>
 
